--- a/Document/07_Advantages_Annexure_and_Other_Funding_Disclosure.docx
+++ b/Document/07_Advantages_Annexure_and_Other_Funding_Disclosure.docx
@@ -576,9 +576,9 @@
               <w:t>We solemnly declare that the statements made in this Advantages Annexure and Other-Funding Disclosure are true, complete, and correct to the best of our knowledge and belief. We understand that any false declaration will lead to immediate cancellation of the grant, blacklisting, and recovery of funds with penal interest as per government rules.</w:t>
               <w:br/>
               <w:br/>
-              <w:t>Signature of Lead Applicant: __________________________ (Dr. VIJAYANANDA)</w:t>
+              <w:t>Signature of Applicant 1: __________________________ (Dr. VIJAYANANDA)</w:t>
               <w:br/>
-              <w:t>Signature of Co-Applicant:  __________________________ (Armaan Samir Jena)</w:t>
+              <w:t>Signature of Applicant 2: __________________________ (Armaan Samir Jena)</w:t>
               <w:br/>
               <w:t>Date: 11/10/2026 | Place: Bengaluru, India</w:t>
             </w:r>
